--- a/docs/智能垃圾桶设计报告.docx
+++ b/docs/智能垃圾桶设计报告.docx
@@ -669,13 +669,13 @@
             </w:pPr>
             <w:r>
               <w:rPr>
-                <w:rFonts w:ascii="Times New Roman" w:hAnsi="Times New Roman" w:eastAsia="黑体" w:cs="Times New Roman"/>
+                <w:rFonts w:hint="eastAsia" w:ascii="Times New Roman" w:hAnsi="Times New Roman" w:eastAsia="黑体" w:cs="Times New Roman"/>
                 <w:spacing w:val="30"/>
                 <w:kern w:val="10"/>
                 <w:sz w:val="30"/>
                 <w:szCs w:val="30"/>
               </w:rPr>
-              <w:t>5120231430</w:t>
+              <w:t>5120231130</w:t>
             </w:r>
           </w:p>
         </w:tc>
@@ -765,13 +765,13 @@
             </w:pPr>
             <w:r>
               <w:rPr>
-                <w:rFonts w:ascii="Times New Roman" w:hAnsi="Times New Roman" w:eastAsia="黑体" w:cs="Times New Roman"/>
+                <w:rFonts w:hint="eastAsia" w:eastAsia="黑体"/>
                 <w:spacing w:val="30"/>
                 <w:kern w:val="10"/>
                 <w:sz w:val="30"/>
                 <w:szCs w:val="30"/>
               </w:rPr>
-              <w:t>于春梅</w:t>
+              <w:t>高维银</w:t>
             </w:r>
           </w:p>
         </w:tc>
@@ -1365,6 +1365,7 @@
               <w:bottom w:w="0" w:type="dxa"/>
               <w:right w:w="108" w:type="dxa"/>
             </w:tcMar>
+            <w:vAlign w:val="center"/>
           </w:tcPr>
           <w:p>
             <w:pPr>
@@ -1441,6 +1442,7 @@
               <w:bottom w:w="0" w:type="dxa"/>
               <w:right w:w="108" w:type="dxa"/>
             </w:tcMar>
+            <w:vAlign w:val="center"/>
           </w:tcPr>
           <w:p>
             <w:pPr>
@@ -1517,6 +1519,7 @@
               <w:bottom w:w="0" w:type="dxa"/>
               <w:right w:w="108" w:type="dxa"/>
             </w:tcMar>
+            <w:vAlign w:val="center"/>
           </w:tcPr>
           <w:p>
             <w:pPr>
@@ -4631,6 +4634,7 @@
               <w:bottom w:w="0" w:type="dxa"/>
               <w:right w:w="108" w:type="dxa"/>
             </w:tcMar>
+            <w:vAlign w:val="center"/>
           </w:tcPr>
           <w:p>
             <w:pPr>
@@ -4669,6 +4673,7 @@
               <w:bottom w:w="0" w:type="dxa"/>
               <w:right w:w="108" w:type="dxa"/>
             </w:tcMar>
+            <w:vAlign w:val="center"/>
           </w:tcPr>
           <w:p>
             <w:pPr>
@@ -4744,6 +4749,7 @@
               <w:bottom w:w="0" w:type="dxa"/>
               <w:right w:w="108" w:type="dxa"/>
             </w:tcMar>
+            <w:vAlign w:val="center"/>
           </w:tcPr>
           <w:p>
             <w:pPr>
@@ -4820,6 +4826,7 @@
               <w:bottom w:w="0" w:type="dxa"/>
               <w:right w:w="108" w:type="dxa"/>
             </w:tcMar>
+            <w:vAlign w:val="center"/>
           </w:tcPr>
           <w:p>
             <w:pPr>
@@ -4832,12 +4839,12 @@
             </w:pPr>
             <w:r>
               <w:rPr>
-                <w:rFonts w:ascii="宋体" w:hAnsi="宋体" w:eastAsia="宋体" w:cs="Times New Roman"/>
-                <w:kern w:val="2"/>
-                <w:sz w:val="21"/>
-                <w:szCs w:val="21"/>
-              </w:rPr>
-              <w:t>5120231430</w:t>
+                <w:rFonts w:hint="eastAsia" w:ascii="宋体" w:hAnsi="宋体" w:eastAsia="宋体" w:cs="Times New Roman"/>
+                <w:kern w:val="2"/>
+                <w:sz w:val="21"/>
+                <w:szCs w:val="21"/>
+              </w:rPr>
+              <w:t>5120231130</w:t>
             </w:r>
           </w:p>
         </w:tc>
@@ -8677,10 +8684,10 @@
           <w:szCs w:val="48"/>
         </w:rPr>
       </w:pPr>
-      <w:bookmarkStart w:id="0" w:name="_Toc515474708"/>
-      <w:bookmarkStart w:id="1" w:name="_Toc515474682"/>
-      <w:bookmarkStart w:id="2" w:name="_Toc515474668"/>
-      <w:bookmarkStart w:id="3" w:name="_Toc515474706"/>
+      <w:bookmarkStart w:id="0" w:name="_Toc515474668"/>
+      <w:bookmarkStart w:id="1" w:name="_Toc515474706"/>
+      <w:bookmarkStart w:id="2" w:name="_Toc515474682"/>
+      <w:bookmarkStart w:id="3" w:name="_Toc515474708"/>
       <w:r>
         <w:rPr>
           <w:rFonts w:ascii="黑体" w:hAnsi="黑体" w:eastAsia="黑体" w:cs="Times New Roman"/>
@@ -8712,7 +8719,20 @@
           <w:sz w:val="24"/>
           <w:szCs w:val="24"/>
         </w:rPr>
-        <w:t>摘要：针对垃圾桶开盖、垃圾压缩、容量检测与免接触操作的应用需求，设计了一种以 M5Stack Tab5 为主控、正点原子 PD42S1 智能步进电机为执行机构的智能垃圾桶控制系统。系统通过 RS485 总线驱动步进电机，实现桶盖的自动开关、垃圾压缩与容量检测；采用 DTOF-2510 激光测距传感器实现免接触的自动开关盖。</w:t>
+        <w:t>摘要：针对垃圾桶开盖、垃圾压缩、容量检测与免接触操作的应用需求，设计了一种以 M5Stack Tab5 为主控、正点原子 PD42S1 智能步进电机为执行机构的智能垃圾桶控制系统。系统通过 RS485 总线驱动步进电机，实现桶盖的自动开关、垃圾压缩与容量检</w:t>
+      </w:r>
+      <w:bookmarkStart w:id="4" w:name="_GoBack"/>
+      <w:bookmarkEnd w:id="4"/>
+      <w:r>
+        <w:rPr>
+          <w:rFonts w:ascii="Times New Roman" w:hAnsi="Times New Roman" w:eastAsia="宋体" w:cs="Times New Roman"/>
+          <w:b/>
+          <w:bCs/>
+          <w:kern w:val="2"/>
+          <w:sz w:val="24"/>
+          <w:szCs w:val="24"/>
+        </w:rPr>
+        <w:t>测；采用 DTOF-2510 激光测距传感器实现免接触的自动开关盖。</w:t>
       </w:r>
     </w:p>
     <w:p>
@@ -13532,12 +13552,6 @@
             <w:insideH w:val="single" w:color="auto" w:sz="4" w:space="0"/>
             <w:insideV w:val="single" w:color="auto" w:sz="4" w:space="0"/>
           </w:tblBorders>
-          <w:tblCellMar>
-            <w:top w:w="0" w:type="dxa"/>
-            <w:left w:w="108" w:type="dxa"/>
-            <w:bottom w:w="0" w:type="dxa"/>
-            <w:right w:w="108" w:type="dxa"/>
-          </w:tblCellMar>
         </w:tblPrEx>
         <w:tc>
           <w:tcPr>
@@ -17126,8 +17140,6 @@
         </w:rPr>
         <w:t>图附-2 整机运行实物照片</w:t>
       </w:r>
-      <w:bookmarkStart w:id="4" w:name="_GoBack"/>
-      <w:bookmarkEnd w:id="4"/>
     </w:p>
     <w:sectPr>
       <w:headerReference r:id="rId3" w:type="default"/>
@@ -17231,9 +17243,9 @@
     <w:lsdException w:uiPriority="0" w:name="index 7"/>
     <w:lsdException w:uiPriority="0" w:name="index 8"/>
     <w:lsdException w:uiPriority="0" w:name="index 9"/>
-    <w:lsdException w:uiPriority="39" w:semiHidden="0" w:name="toc 1"/>
-    <w:lsdException w:uiPriority="39" w:semiHidden="0" w:name="toc 2"/>
-    <w:lsdException w:uiPriority="39" w:semiHidden="0" w:name="toc 3"/>
+    <w:lsdException w:qFormat="1" w:uiPriority="39" w:semiHidden="0" w:name="toc 1"/>
+    <w:lsdException w:qFormat="1" w:uiPriority="39" w:semiHidden="0" w:name="toc 2"/>
+    <w:lsdException w:qFormat="1" w:uiPriority="39" w:semiHidden="0" w:name="toc 3"/>
     <w:lsdException w:uiPriority="0" w:name="toc 4"/>
     <w:lsdException w:uiPriority="0" w:name="toc 5"/>
     <w:lsdException w:uiPriority="0" w:name="toc 6"/>
@@ -17244,7 +17256,7 @@
     <w:lsdException w:uiPriority="0" w:name="footnote text"/>
     <w:lsdException w:uiPriority="0" w:name="annotation text"/>
     <w:lsdException w:unhideWhenUsed="0" w:uiPriority="0" w:semiHidden="0" w:name="header"/>
-    <w:lsdException w:unhideWhenUsed="0" w:uiPriority="0" w:semiHidden="0" w:name="footer"/>
+    <w:lsdException w:qFormat="1" w:unhideWhenUsed="0" w:uiPriority="0" w:semiHidden="0" w:name="footer"/>
     <w:lsdException w:uiPriority="0" w:name="index heading"/>
     <w:lsdException w:qFormat="1" w:uiPriority="0" w:semiHidden="0" w:name="caption"/>
     <w:lsdException w:uiPriority="0" w:name="table of figures"/>
@@ -17277,7 +17289,7 @@
     <w:lsdException w:qFormat="1" w:unhideWhenUsed="0" w:uiPriority="0" w:semiHidden="0" w:name="Title"/>
     <w:lsdException w:uiPriority="0" w:name="Closing"/>
     <w:lsdException w:uiPriority="0" w:name="Signature"/>
-    <w:lsdException w:uiPriority="1" w:name="Default Paragraph Font"/>
+    <w:lsdException w:qFormat="1" w:uiPriority="1" w:name="Default Paragraph Font"/>
     <w:lsdException w:uiPriority="0" w:name="Body Text"/>
     <w:lsdException w:qFormat="1" w:uiPriority="99" w:semiHidden="0" w:name="Body Text Indent"/>
     <w:lsdException w:uiPriority="0" w:name="List Continue"/>
@@ -17301,8 +17313,8 @@
     <w:lsdException w:uiPriority="0" w:name="FollowedHyperlink"/>
     <w:lsdException w:qFormat="1" w:unhideWhenUsed="0" w:uiPriority="0" w:semiHidden="0" w:name="Strong"/>
     <w:lsdException w:qFormat="1" w:unhideWhenUsed="0" w:uiPriority="0" w:semiHidden="0" w:name="Emphasis"/>
-    <w:lsdException w:unhideWhenUsed="0" w:uiPriority="0" w:name="Document Map"/>
-    <w:lsdException w:unhideWhenUsed="0" w:uiPriority="99" w:semiHidden="0" w:name="Plain Text"/>
+    <w:lsdException w:qFormat="1" w:unhideWhenUsed="0" w:uiPriority="0" w:name="Document Map"/>
+    <w:lsdException w:qFormat="1" w:unhideWhenUsed="0" w:uiPriority="99" w:semiHidden="0" w:name="Plain Text"/>
     <w:lsdException w:uiPriority="0" w:name="E-mail Signature"/>
     <w:lsdException w:uiPriority="0" w:name="Normal (Web)"/>
     <w:lsdException w:uiPriority="0" w:name="HTML Acronym"/>
@@ -17359,8 +17371,8 @@
     <w:lsdException w:uiPriority="0" w:name="Table Web 1"/>
     <w:lsdException w:uiPriority="0" w:name="Table Web 2"/>
     <w:lsdException w:uiPriority="0" w:name="Table Web 3"/>
-    <w:lsdException w:uiPriority="0" w:name="Balloon Text"/>
-    <w:lsdException w:unhideWhenUsed="0" w:uiPriority="0" w:semiHidden="0" w:name="Table Grid"/>
+    <w:lsdException w:qFormat="1" w:uiPriority="0" w:name="Balloon Text"/>
+    <w:lsdException w:qFormat="1" w:unhideWhenUsed="0" w:uiPriority="0" w:semiHidden="0" w:name="Table Grid"/>
     <w:lsdException w:uiPriority="0" w:name="Table Theme"/>
     <w:lsdException w:unhideWhenUsed="0" w:uiPriority="60" w:semiHidden="0" w:name="Light Shading"/>
     <w:lsdException w:unhideWhenUsed="0" w:uiPriority="61" w:semiHidden="0" w:name="Light List"/>
@@ -17382,7 +17394,7 @@
     <w:lsdException w:unhideWhenUsed="0" w:uiPriority="63" w:semiHidden="0" w:name="Medium Shading 1 Accent 1"/>
     <w:lsdException w:unhideWhenUsed="0" w:uiPriority="64" w:semiHidden="0" w:name="Medium Shading 2 Accent 1"/>
     <w:lsdException w:unhideWhenUsed="0" w:uiPriority="65" w:semiHidden="0" w:name="Medium List 1 Accent 1"/>
-    <w:lsdException w:unhideWhenUsed="0" w:uiPriority="34" w:semiHidden="0" w:name="List Paragraph"/>
+    <w:lsdException w:qFormat="1" w:unhideWhenUsed="0" w:uiPriority="34" w:semiHidden="0" w:name="List Paragraph"/>
     <w:lsdException w:unhideWhenUsed="0" w:uiPriority="66" w:semiHidden="0" w:name="Medium List 2 Accent 1"/>
     <w:lsdException w:unhideWhenUsed="0" w:uiPriority="67" w:semiHidden="0" w:name="Medium Grid 1 Accent 1"/>
     <w:lsdException w:unhideWhenUsed="0" w:uiPriority="68" w:semiHidden="0" w:name="Medium Grid 2 Accent 1"/>
@@ -17542,6 +17554,7 @@
     <w:name w:val="Default Paragraph Font"/>
     <w:semiHidden/>
     <w:unhideWhenUsed/>
+    <w:qFormat/>
     <w:uiPriority w:val="1"/>
   </w:style>
   <w:style w:type="table" w:default="1" w:styleId="15">
@@ -17579,6 +17592,7 @@
     <w:name w:val="Document Map"/>
     <w:basedOn w:val="1"/>
     <w:semiHidden/>
+    <w:qFormat/>
     <w:uiPriority w:val="0"/>
     <w:pPr>
       <w:shd w:val="clear" w:color="auto" w:fill="000080"/>
@@ -17608,6 +17622,7 @@
     <w:basedOn w:val="1"/>
     <w:next w:val="1"/>
     <w:unhideWhenUsed/>
+    <w:qFormat/>
     <w:uiPriority w:val="39"/>
     <w:pPr>
       <w:tabs>
@@ -17626,6 +17641,7 @@
     <w:name w:val="Plain Text"/>
     <w:basedOn w:val="1"/>
     <w:link w:val="22"/>
+    <w:qFormat/>
     <w:uiPriority w:val="99"/>
     <w:rPr>
       <w:rFonts w:ascii="宋体" w:hAnsi="Courier New" w:cs="Courier New"/>
@@ -17638,6 +17654,7 @@
     <w:link w:val="25"/>
     <w:semiHidden/>
     <w:unhideWhenUsed/>
+    <w:qFormat/>
     <w:uiPriority w:val="0"/>
     <w:rPr>
       <w:sz w:val="18"/>
@@ -17647,6 +17664,7 @@
   <w:style w:type="paragraph" w:styleId="11">
     <w:name w:val="footer"/>
     <w:basedOn w:val="1"/>
+    <w:qFormat/>
     <w:uiPriority w:val="0"/>
     <w:pPr>
       <w:tabs>
@@ -17686,6 +17704,7 @@
     <w:basedOn w:val="1"/>
     <w:next w:val="1"/>
     <w:unhideWhenUsed/>
+    <w:qFormat/>
     <w:uiPriority w:val="39"/>
     <w:pPr>
       <w:tabs>
@@ -17705,6 +17724,7 @@
     <w:basedOn w:val="1"/>
     <w:next w:val="1"/>
     <w:unhideWhenUsed/>
+    <w:qFormat/>
     <w:uiPriority w:val="39"/>
     <w:pPr>
       <w:tabs>
@@ -17722,6 +17742,7 @@
   <w:style w:type="table" w:styleId="16">
     <w:name w:val="Table Grid"/>
     <w:basedOn w:val="15"/>
+    <w:qFormat/>
     <w:uiPriority w:val="0"/>
     <w:pPr>
       <w:widowControl w:val="0"/>
@@ -17786,6 +17807,7 @@
     <w:name w:val="纯文本 字符"/>
     <w:basedOn w:val="17"/>
     <w:link w:val="9"/>
+    <w:qFormat/>
     <w:locked/>
     <w:uiPriority w:val="99"/>
     <w:rPr>
@@ -17797,6 +17819,7 @@
   </w:style>
   <w:style w:type="paragraph" w:customStyle="1" w:styleId="23">
     <w:name w:val="Default"/>
+    <w:qFormat/>
     <w:uiPriority w:val="99"/>
     <w:pPr>
       <w:widowControl w:val="0"/>
@@ -17815,6 +17838,7 @@
   <w:style w:type="paragraph" w:styleId="24">
     <w:name w:val="List Paragraph"/>
     <w:basedOn w:val="1"/>
+    <w:qFormat/>
     <w:uiPriority w:val="34"/>
     <w:pPr>
       <w:spacing w:line="440" w:lineRule="exact"/>
@@ -17830,6 +17854,7 @@
     <w:basedOn w:val="17"/>
     <w:link w:val="10"/>
     <w:semiHidden/>
+    <w:qFormat/>
     <w:uiPriority w:val="0"/>
     <w:rPr>
       <w:kern w:val="2"/>
@@ -17841,6 +17866,7 @@
     <w:name w:val="标题 3 字符"/>
     <w:basedOn w:val="17"/>
     <w:link w:val="4"/>
+    <w:qFormat/>
     <w:uiPriority w:val="9"/>
     <w:rPr>
       <w:b/>

--- a/docs/智能垃圾桶设计报告.docx
+++ b/docs/智能垃圾桶设计报告.docx
@@ -575,12 +575,11 @@
             <w:r>
               <w:rPr>
                 <w:rFonts w:ascii="Times New Roman" w:hAnsi="Times New Roman" w:eastAsia="黑体" w:cs="Times New Roman"/>
-                <w:spacing w:val="30"/>
-                <w:kern w:val="10"/>
+                <w:kern w:val="2"/>
                 <w:sz w:val="30"/>
                 <w:szCs w:val="30"/>
               </w:rPr>
-              <w:t>陈益明</w:t>
+              <w:t>胡劲宇</w:t>
             </w:r>
           </w:p>
         </w:tc>
@@ -1533,12 +1532,12 @@
             </w:pPr>
             <w:r>
               <w:rPr>
-                <w:rFonts w:ascii="宋体" w:hAnsi="宋体" w:eastAsia="宋体" w:cs="Times New Roman"/>
-                <w:kern w:val="2"/>
-                <w:sz w:val="21"/>
-                <w:szCs w:val="21"/>
-              </w:rPr>
-              <w:t>5120231430</w:t>
+                <w:rFonts w:hint="eastAsia" w:ascii="宋体" w:hAnsi="宋体" w:eastAsia="宋体" w:cs="Times New Roman"/>
+                <w:kern w:val="2"/>
+                <w:sz w:val="21"/>
+                <w:szCs w:val="21"/>
+              </w:rPr>
+              <w:t>5120231130</w:t>
             </w:r>
           </w:p>
         </w:tc>
@@ -2343,12 +2342,6 @@
             <w:insideH w:val="single" w:color="auto" w:sz="4" w:space="0"/>
             <w:insideV w:val="single" w:color="auto" w:sz="4" w:space="0"/>
           </w:tblBorders>
-          <w:tblCellMar>
-            <w:top w:w="0" w:type="dxa"/>
-            <w:left w:w="108" w:type="dxa"/>
-            <w:bottom w:w="0" w:type="dxa"/>
-            <w:right w:w="108" w:type="dxa"/>
-          </w:tblCellMar>
         </w:tblPrEx>
         <w:trPr>
           <w:trHeight w:val="637" w:hRule="atLeast"/>
@@ -4767,8 +4760,10 @@
                 <w:sz w:val="21"/>
                 <w:szCs w:val="21"/>
               </w:rPr>
-              <w:t>陈益明</w:t>
-            </w:r>
+              <w:t>胡劲宇</w:t>
+            </w:r>
+            <w:bookmarkStart w:id="4" w:name="_GoBack"/>
+            <w:bookmarkEnd w:id="4"/>
           </w:p>
         </w:tc>
         <w:tc>
@@ -8684,10 +8679,10 @@
           <w:szCs w:val="48"/>
         </w:rPr>
       </w:pPr>
-      <w:bookmarkStart w:id="0" w:name="_Toc515474668"/>
-      <w:bookmarkStart w:id="1" w:name="_Toc515474706"/>
-      <w:bookmarkStart w:id="2" w:name="_Toc515474682"/>
-      <w:bookmarkStart w:id="3" w:name="_Toc515474708"/>
+      <w:bookmarkStart w:id="0" w:name="_Toc515474682"/>
+      <w:bookmarkStart w:id="1" w:name="_Toc515474708"/>
+      <w:bookmarkStart w:id="2" w:name="_Toc515474668"/>
+      <w:bookmarkStart w:id="3" w:name="_Toc515474706"/>
       <w:r>
         <w:rPr>
           <w:rFonts w:ascii="黑体" w:hAnsi="黑体" w:eastAsia="黑体" w:cs="Times New Roman"/>
@@ -8719,20 +8714,7 @@
           <w:sz w:val="24"/>
           <w:szCs w:val="24"/>
         </w:rPr>
-        <w:t>摘要：针对垃圾桶开盖、垃圾压缩、容量检测与免接触操作的应用需求，设计了一种以 M5Stack Tab5 为主控、正点原子 PD42S1 智能步进电机为执行机构的智能垃圾桶控制系统。系统通过 RS485 总线驱动步进电机，实现桶盖的自动开关、垃圾压缩与容量检</w:t>
-      </w:r>
-      <w:bookmarkStart w:id="4" w:name="_GoBack"/>
-      <w:bookmarkEnd w:id="4"/>
-      <w:r>
-        <w:rPr>
-          <w:rFonts w:ascii="Times New Roman" w:hAnsi="Times New Roman" w:eastAsia="宋体" w:cs="Times New Roman"/>
-          <w:b/>
-          <w:bCs/>
-          <w:kern w:val="2"/>
-          <w:sz w:val="24"/>
-          <w:szCs w:val="24"/>
-        </w:rPr>
-        <w:t>测；采用 DTOF-2510 激光测距传感器实现免接触的自动开关盖。</w:t>
+        <w:t>摘要：针对垃圾桶开盖、垃圾压缩、容量检测与免接触操作的应用需求，设计了一种以 M5Stack Tab5 为主控、正点原子 PD42S1 智能步进电机为执行机构的智能垃圾桶控制系统。系统通过 RS485 总线驱动步进电机，实现桶盖的自动开关、垃圾压缩与容量检测；采用 DTOF-2510 激光测距传感器实现免接触的自动开关盖。</w:t>
       </w:r>
     </w:p>
     <w:p>
@@ -13552,6 +13534,12 @@
             <w:insideH w:val="single" w:color="auto" w:sz="4" w:space="0"/>
             <w:insideV w:val="single" w:color="auto" w:sz="4" w:space="0"/>
           </w:tblBorders>
+          <w:tblCellMar>
+            <w:top w:w="0" w:type="dxa"/>
+            <w:left w:w="108" w:type="dxa"/>
+            <w:bottom w:w="0" w:type="dxa"/>
+            <w:right w:w="108" w:type="dxa"/>
+          </w:tblCellMar>
         </w:tblPrEx>
         <w:tc>
           <w:tcPr>
@@ -14212,12 +14200,6 @@
             <w:insideH w:val="single" w:color="auto" w:sz="4" w:space="0"/>
             <w:insideV w:val="single" w:color="auto" w:sz="4" w:space="0"/>
           </w:tblBorders>
-          <w:tblCellMar>
-            <w:top w:w="0" w:type="dxa"/>
-            <w:left w:w="108" w:type="dxa"/>
-            <w:bottom w:w="0" w:type="dxa"/>
-            <w:right w:w="108" w:type="dxa"/>
-          </w:tblCellMar>
         </w:tblPrEx>
         <w:tc>
           <w:tcPr>

--- a/docs/智能垃圾桶设计报告.docx
+++ b/docs/智能垃圾桶设计报告.docx
@@ -11536,6 +11536,45 @@
           <w:szCs w:val="24"/>
         </w:rPr>
         <w:t>方案确定后，系统总体结构如图 1-1 所示。</w:t>
+      </w:r>
+    </w:p>
+    <w:p>
+      <w:pPr>
+        <w:jc w:val="center"/>
+      </w:pPr>
+      <w:r>
+        <w:drawing>
+          <wp:inline xmlns:a="http://schemas.openxmlformats.org/drawingml/2006/main" xmlns:pic="http://schemas.openxmlformats.org/drawingml/2006/picture">
+            <wp:extent cx="5400000" cy="3645000"/>
+            <wp:docPr id="100002" name="Picture 100002"/>
+            <wp:cNvGraphicFramePr>
+              <a:graphicFrameLocks noChangeAspect="1"/>
+            </wp:cNvGraphicFramePr>
+            <a:graphic>
+              <a:graphicData uri="http://schemas.openxmlformats.org/drawingml/2006/picture">
+                <pic:pic>
+                  <pic:nvPicPr>
+                    <pic:cNvPr id="0" name="系统总体框图.png"/>
+                    <pic:cNvPicPr/>
+                  </pic:nvPicPr>
+                  <pic:blipFill>
+                    <a:blip r:embed="rId11"/>
+                    <a:stretch>
+                      <a:fillRect/>
+                    </a:stretch>
+                  </pic:blipFill>
+                  <pic:spPr>
+                    <a:xfrm>
+                      <a:off x="0" y="0"/>
+                      <a:ext cx="5400000" cy="3645000"/>
+                    </a:xfrm>
+                    <a:prstGeom prst="rect"/>
+                  </pic:spPr>
+                </pic:pic>
+              </a:graphicData>
+            </a:graphic>
+          </wp:inline>
+        </w:drawing>
       </w:r>
     </w:p>
     <w:p>

--- a/docs/智能垃圾桶设计报告.docx
+++ b/docs/智能垃圾桶设计报告.docx
@@ -2342,6 +2342,12 @@
             <w:insideH w:val="single" w:color="auto" w:sz="4" w:space="0"/>
             <w:insideV w:val="single" w:color="auto" w:sz="4" w:space="0"/>
           </w:tblBorders>
+          <w:tblCellMar>
+            <w:top w:w="0" w:type="dxa"/>
+            <w:left w:w="108" w:type="dxa"/>
+            <w:bottom w:w="0" w:type="dxa"/>
+            <w:right w:w="108" w:type="dxa"/>
+          </w:tblCellMar>
         </w:tblPrEx>
         <w:trPr>
           <w:trHeight w:val="637" w:hRule="atLeast"/>
@@ -4762,8 +4768,6 @@
               </w:rPr>
               <w:t>胡劲宇</w:t>
             </w:r>
-            <w:bookmarkStart w:id="4" w:name="_GoBack"/>
-            <w:bookmarkEnd w:id="4"/>
           </w:p>
         </w:tc>
         <w:tc>
@@ -8272,12 +8276,41 @@
             </w:r>
             <w:r>
               <w:rPr>
+                <w:rFonts w:hint="default" w:cs="宋体"/>
+                <w:kern w:val="2"/>
+                <w:sz w:val="21"/>
+                <w:szCs w:val="21"/>
+                <w:lang w:val="en-US"/>
+              </w:rPr>
+              <w:t xml:space="preserve">   </w:t>
+            </w:r>
+            <w:r>
+              <w:rPr>
                 <w:rFonts w:ascii="Times New Roman" w:hAnsi="Times New Roman" w:eastAsia="宋体" w:cs="Times New Roman"/>
                 <w:kern w:val="2"/>
                 <w:sz w:val="21"/>
                 <w:szCs w:val="21"/>
               </w:rPr>
-              <w:t>月日</w:t>
+              <w:t>月</w:t>
+            </w:r>
+            <w:r>
+              <w:rPr>
+                <w:rFonts w:hint="default" w:cs="Times New Roman"/>
+                <w:kern w:val="2"/>
+                <w:sz w:val="21"/>
+                <w:szCs w:val="21"/>
+                <w:lang w:val="en-US"/>
+              </w:rPr>
+              <w:t xml:space="preserve">  </w:t>
+            </w:r>
+            <w:r>
+              <w:rPr>
+                <w:rFonts w:ascii="Times New Roman" w:hAnsi="Times New Roman" w:eastAsia="宋体" w:cs="Times New Roman"/>
+                <w:kern w:val="2"/>
+                <w:sz w:val="21"/>
+                <w:szCs w:val="21"/>
+              </w:rPr>
+              <w:t>日</w:t>
             </w:r>
           </w:p>
         </w:tc>
@@ -8679,10 +8712,10 @@
           <w:szCs w:val="48"/>
         </w:rPr>
       </w:pPr>
-      <w:bookmarkStart w:id="0" w:name="_Toc515474682"/>
-      <w:bookmarkStart w:id="1" w:name="_Toc515474708"/>
-      <w:bookmarkStart w:id="2" w:name="_Toc515474668"/>
-      <w:bookmarkStart w:id="3" w:name="_Toc515474706"/>
+      <w:bookmarkStart w:id="0" w:name="_Toc515474668"/>
+      <w:bookmarkStart w:id="1" w:name="_Toc515474682"/>
+      <w:bookmarkStart w:id="2" w:name="_Toc515474706"/>
+      <w:bookmarkStart w:id="3" w:name="_Toc515474708"/>
       <w:r>
         <w:rPr>
           <w:rFonts w:ascii="黑体" w:hAnsi="黑体" w:eastAsia="黑体" w:cs="Times New Roman"/>
@@ -8692,7 +8725,32 @@
           <w:sz w:val="48"/>
           <w:szCs w:val="48"/>
         </w:rPr>
-        <w:t>基于M5Stack的智能垃圾桶控制系统设计</w:t>
+        <w:t>基于</w:t>
+      </w:r>
+      <w:r>
+        <w:rPr>
+          <w:rFonts w:hint="default" w:ascii="黑体" w:hAnsi="黑体" w:eastAsia="黑体" w:cs="Times New Roman"/>
+          <w:b/>
+          <w:bCs/>
+          <w:kern w:val="2"/>
+          <w:sz w:val="48"/>
+          <w:szCs w:val="48"/>
+          <w:lang w:val="en-US"/>
+        </w:rPr>
+        <w:t>ESP32</w:t>
+      </w:r>
+      <w:bookmarkStart w:id="4" w:name="_GoBack"/>
+      <w:bookmarkEnd w:id="4"/>
+      <w:r>
+        <w:rPr>
+          <w:rFonts w:ascii="黑体" w:hAnsi="黑体" w:eastAsia="黑体" w:cs="Times New Roman"/>
+          <w:b/>
+          <w:bCs/>
+          <w:kern w:val="2"/>
+          <w:sz w:val="48"/>
+          <w:szCs w:val="48"/>
+        </w:rPr>
+        <w:t>的智能垃圾桶控制系统设计</w:t>
       </w:r>
       <w:bookmarkEnd w:id="0"/>
       <w:bookmarkEnd w:id="1"/>
@@ -11544,21 +11602,24 @@
       </w:pPr>
       <w:r>
         <w:drawing>
-          <wp:inline xmlns:a="http://schemas.openxmlformats.org/drawingml/2006/main" xmlns:pic="http://schemas.openxmlformats.org/drawingml/2006/picture">
-            <wp:extent cx="5400000" cy="3645000"/>
+          <wp:inline distT="0" distB="0" distL="114300" distR="114300">
+            <wp:extent cx="5399405" cy="3644900"/>
+            <wp:effectExtent l="0" t="0" r="10795" b="12700"/>
             <wp:docPr id="100002" name="Picture 100002"/>
             <wp:cNvGraphicFramePr>
-              <a:graphicFrameLocks noChangeAspect="1"/>
+              <a:graphicFrameLocks xmlns:a="http://schemas.openxmlformats.org/drawingml/2006/main" noChangeAspect="1"/>
             </wp:cNvGraphicFramePr>
-            <a:graphic>
+            <a:graphic xmlns:a="http://schemas.openxmlformats.org/drawingml/2006/main">
               <a:graphicData uri="http://schemas.openxmlformats.org/drawingml/2006/picture">
-                <pic:pic>
+                <pic:pic xmlns:pic="http://schemas.openxmlformats.org/drawingml/2006/picture">
                   <pic:nvPicPr>
-                    <pic:cNvPr id="0" name="系统总体框图.png"/>
-                    <pic:cNvPicPr/>
+                    <pic:cNvPr id="100002" name="Picture 100002"/>
+                    <pic:cNvPicPr>
+                      <a:picLocks noChangeAspect="1"/>
+                    </pic:cNvPicPr>
                   </pic:nvPicPr>
                   <pic:blipFill>
-                    <a:blip r:embed="rId11"/>
+                    <a:blip r:embed="rId8"/>
                     <a:stretch>
                       <a:fillRect/>
                     </a:stretch>
@@ -11568,7 +11629,9 @@
                       <a:off x="0" y="0"/>
                       <a:ext cx="5400000" cy="3645000"/>
                     </a:xfrm>
-                    <a:prstGeom prst="rect"/>
+                    <a:prstGeom prst="rect">
+                      <a:avLst/>
+                    </a:prstGeom>
                   </pic:spPr>
                 </pic:pic>
               </a:graphicData>
@@ -14239,6 +14302,12 @@
             <w:insideH w:val="single" w:color="auto" w:sz="4" w:space="0"/>
             <w:insideV w:val="single" w:color="auto" w:sz="4" w:space="0"/>
           </w:tblBorders>
+          <w:tblCellMar>
+            <w:top w:w="0" w:type="dxa"/>
+            <w:left w:w="108" w:type="dxa"/>
+            <w:bottom w:w="0" w:type="dxa"/>
+            <w:right w:w="108" w:type="dxa"/>
+          </w:tblCellMar>
         </w:tblPrEx>
         <w:tc>
           <w:tcPr>
@@ -17127,7 +17196,7 @@
                     </pic:cNvPicPr>
                   </pic:nvPicPr>
                   <pic:blipFill>
-                    <a:blip r:embed="rId8"/>
+                    <a:blip r:embed="rId9"/>
                     <a:stretch>
                       <a:fillRect/>
                     </a:stretch>
@@ -17276,7 +17345,7 @@
     <w:lsdException w:uiPriority="0" w:name="Normal Indent"/>
     <w:lsdException w:uiPriority="0" w:name="footnote text"/>
     <w:lsdException w:uiPriority="0" w:name="annotation text"/>
-    <w:lsdException w:unhideWhenUsed="0" w:uiPriority="0" w:semiHidden="0" w:name="header"/>
+    <w:lsdException w:qFormat="1" w:unhideWhenUsed="0" w:uiPriority="0" w:semiHidden="0" w:name="header"/>
     <w:lsdException w:qFormat="1" w:unhideWhenUsed="0" w:uiPriority="0" w:semiHidden="0" w:name="footer"/>
     <w:lsdException w:uiPriority="0" w:name="index heading"/>
     <w:lsdException w:qFormat="1" w:uiPriority="0" w:semiHidden="0" w:name="caption"/>
@@ -17330,7 +17399,7 @@
     <w:lsdException w:uiPriority="0" w:name="Body Text Indent 2"/>
     <w:lsdException w:uiPriority="0" w:name="Body Text Indent 3"/>
     <w:lsdException w:uiPriority="0" w:name="Block Text"/>
-    <w:lsdException w:uiPriority="99" w:semiHidden="0" w:name="Hyperlink"/>
+    <w:lsdException w:qFormat="1" w:uiPriority="99" w:semiHidden="0" w:name="Hyperlink"/>
     <w:lsdException w:uiPriority="0" w:name="FollowedHyperlink"/>
     <w:lsdException w:qFormat="1" w:unhideWhenUsed="0" w:uiPriority="0" w:semiHidden="0" w:name="Strong"/>
     <w:lsdException w:qFormat="1" w:unhideWhenUsed="0" w:uiPriority="0" w:semiHidden="0" w:name="Emphasis"/>
@@ -17702,6 +17771,7 @@
   <w:style w:type="paragraph" w:styleId="12">
     <w:name w:val="header"/>
     <w:basedOn w:val="1"/>
+    <w:qFormat/>
     <w:uiPriority w:val="0"/>
     <w:pPr>
       <w:pBdr>
@@ -17790,6 +17860,7 @@
     <w:name w:val="Hyperlink"/>
     <w:basedOn w:val="17"/>
     <w:unhideWhenUsed/>
+    <w:qFormat/>
     <w:uiPriority w:val="99"/>
     <w:rPr>
       <w:color w:val="0000FF" w:themeColor="hyperlink"/>

--- a/docs/智能垃圾桶设计报告.docx
+++ b/docs/智能垃圾桶设计报告.docx
@@ -393,7 +393,28 @@
                 <w:sz w:val="30"/>
                 <w:szCs w:val="30"/>
               </w:rPr>
-              <w:t>基于M5Stack的智能垃圾桶控制系统设计</w:t>
+              <w:t>基于</w:t>
+            </w:r>
+            <w:r>
+              <w:rPr>
+                <w:rFonts w:hint="default" w:eastAsia="黑体" w:cs="Times New Roman"/>
+                <w:kern w:val="2"/>
+                <w:sz w:val="30"/>
+                <w:szCs w:val="30"/>
+                <w:lang w:val="en-US"/>
+              </w:rPr>
+              <w:t>ESP32</w:t>
+            </w:r>
+            <w:bookmarkStart w:id="4" w:name="_GoBack"/>
+            <w:bookmarkEnd w:id="4"/>
+            <w:r>
+              <w:rPr>
+                <w:rFonts w:ascii="Times New Roman" w:hAnsi="Times New Roman" w:eastAsia="黑体" w:cs="Times New Roman"/>
+                <w:kern w:val="2"/>
+                <w:sz w:val="30"/>
+                <w:szCs w:val="30"/>
+              </w:rPr>
+              <w:t>的智能垃圾桶控制系统设计</w:t>
             </w:r>
           </w:p>
         </w:tc>
@@ -8713,8 +8734,8 @@
         </w:rPr>
       </w:pPr>
       <w:bookmarkStart w:id="0" w:name="_Toc515474668"/>
-      <w:bookmarkStart w:id="1" w:name="_Toc515474682"/>
-      <w:bookmarkStart w:id="2" w:name="_Toc515474706"/>
+      <w:bookmarkStart w:id="1" w:name="_Toc515474706"/>
+      <w:bookmarkStart w:id="2" w:name="_Toc515474682"/>
       <w:bookmarkStart w:id="3" w:name="_Toc515474708"/>
       <w:r>
         <w:rPr>
@@ -8739,8 +8760,6 @@
         </w:rPr>
         <w:t>ESP32</w:t>
       </w:r>
-      <w:bookmarkStart w:id="4" w:name="_GoBack"/>
-      <w:bookmarkEnd w:id="4"/>
       <w:r>
         <w:rPr>
           <w:rFonts w:ascii="黑体" w:hAnsi="黑体" w:eastAsia="黑体" w:cs="Times New Roman"/>
@@ -17180,9 +17199,9 @@
         </w:rPr>
         <w:drawing>
           <wp:inline distT="0" distB="0" distL="114300" distR="114300">
-            <wp:extent cx="3959225" cy="2969260"/>
-            <wp:effectExtent l="0" t="0" r="3175" b="2540"/>
-            <wp:docPr id="1" name="图片 1" descr="057766ee894d47c7ce861cb036d2d839"/>
+            <wp:extent cx="3987800" cy="2990850"/>
+            <wp:effectExtent l="0" t="0" r="12700" b="0"/>
+            <wp:docPr id="1" name="图片 1" descr="IMG_20261029_003204"/>
             <wp:cNvGraphicFramePr>
               <a:graphicFrameLocks xmlns:a="http://schemas.openxmlformats.org/drawingml/2006/main" noChangeAspect="1"/>
             </wp:cNvGraphicFramePr>
@@ -17190,7 +17209,7 @@
               <a:graphicData uri="http://schemas.openxmlformats.org/drawingml/2006/picture">
                 <pic:pic xmlns:pic="http://schemas.openxmlformats.org/drawingml/2006/picture">
                   <pic:nvPicPr>
-                    <pic:cNvPr id="1" name="图片 1" descr="057766ee894d47c7ce861cb036d2d839"/>
+                    <pic:cNvPr id="1" name="图片 1" descr="IMG_20261029_003204"/>
                     <pic:cNvPicPr>
                       <a:picLocks noChangeAspect="1"/>
                     </pic:cNvPicPr>
@@ -17204,7 +17223,7 @@
                   <pic:spPr>
                     <a:xfrm>
                       <a:off x="0" y="0"/>
-                      <a:ext cx="3959225" cy="2969260"/>
+                      <a:ext cx="3987800" cy="2990850"/>
                     </a:xfrm>
                     <a:prstGeom prst="rect">
                       <a:avLst/>
@@ -17216,6 +17235,21 @@
           </wp:inline>
         </w:drawing>
       </w:r>
+    </w:p>
+    <w:p>
+      <w:pPr>
+        <w:spacing w:before="120" w:after="60"/>
+        <w:jc w:val="center"/>
+        <w:rPr>
+          <w:rFonts w:hint="default" w:ascii="Times New Roman" w:hAnsi="Times New Roman" w:eastAsia="黑体" w:cs="Times New Roman"/>
+          <w:b/>
+          <w:bCs/>
+          <w:kern w:val="2"/>
+          <w:sz w:val="26"/>
+          <w:szCs w:val="26"/>
+          <w:lang w:val="en-US"/>
+        </w:rPr>
+      </w:pPr>
     </w:p>
     <w:p>
       <w:pPr>
